--- a/resources/templates/termo2.docx
+++ b/resources/templates/termo2.docx
@@ -493,7 +493,7 @@
                 <w:b/>
                 <w:szCs w:val="20"/>
               </w:rPr>
-              <w:t>STATE}</w:t>
+              <w:t>STATE2}</w:t>
             </w:r>
             <w:r>
               <w:rPr>
